--- a/Graded Project_Prakash_Ramasamy/Jupyter Notebooks/Phase1_SQL.docx
+++ b/Graded Project_Prakash_Ramasamy/Jupyter Notebooks/Phase1_SQL.docx
@@ -355,65 +355,33 @@
           <w:b/>
           <w:bCs/>
         </w:rPr>
-        <w:t xml:space="preserve">-- Business </w:t>
-      </w:r>
-      <w:proofErr w:type="gramStart"/>
-      <w:r>
-        <w:rPr>
-          <w:rFonts w:ascii="Bookman Old Style" w:hAnsi="Bookman Old Style"/>
-          <w:b/>
-          <w:bCs/>
-        </w:rPr>
-        <w:t>purpose :</w:t>
-      </w:r>
-      <w:proofErr w:type="gramEnd"/>
-      <w:r>
-        <w:rPr>
-          <w:rFonts w:ascii="Bookman Old Style" w:hAnsi="Bookman Old Style"/>
-          <w:b/>
-          <w:bCs/>
-        </w:rPr>
-        <w:t xml:space="preserve"> identify high demand departments to support capacity/operational planning</w:t>
-      </w:r>
-    </w:p>
-    <w:p>
-      <w:pPr>
-        <w:spacing w:line="240" w:lineRule="auto"/>
-        <w:ind w:left="1440"/>
-        <w:contextualSpacing/>
-        <w:rPr>
-          <w:rFonts w:ascii="Bookman Old Style" w:hAnsi="Bookman Old Style"/>
-        </w:rPr>
-      </w:pPr>
-    </w:p>
-    <w:p>
-      <w:pPr>
-        <w:spacing w:line="240" w:lineRule="auto"/>
-        <w:ind w:left="1440"/>
-        <w:contextualSpacing/>
-        <w:rPr>
-          <w:rFonts w:ascii="Bookman Old Style" w:hAnsi="Bookman Old Style"/>
-        </w:rPr>
-      </w:pPr>
-      <w:r>
-        <w:rPr>
-          <w:rFonts w:ascii="Bookman Old Style" w:hAnsi="Bookman Old Style"/>
-        </w:rPr>
-        <w:t xml:space="preserve">select department, </w:t>
-      </w:r>
-      <w:proofErr w:type="gramStart"/>
-      <w:r>
-        <w:rPr>
-          <w:rFonts w:ascii="Bookman Old Style" w:hAnsi="Bookman Old Style"/>
-        </w:rPr>
-        <w:t>count(</w:t>
-      </w:r>
-      <w:proofErr w:type="gramEnd"/>
-      <w:r>
-        <w:rPr>
-          <w:rFonts w:ascii="Bookman Old Style" w:hAnsi="Bookman Old Style"/>
-        </w:rPr>
-        <w:t>*)</w:t>
+        <w:t>-- Business purpose : identify high demand departments to support capacity/operational planning</w:t>
+      </w:r>
+    </w:p>
+    <w:p>
+      <w:pPr>
+        <w:spacing w:line="240" w:lineRule="auto"/>
+        <w:ind w:left="1440"/>
+        <w:contextualSpacing/>
+        <w:rPr>
+          <w:rFonts w:ascii="Bookman Old Style" w:hAnsi="Bookman Old Style"/>
+        </w:rPr>
+      </w:pPr>
+    </w:p>
+    <w:p>
+      <w:pPr>
+        <w:spacing w:line="240" w:lineRule="auto"/>
+        <w:ind w:left="1440"/>
+        <w:contextualSpacing/>
+        <w:rPr>
+          <w:rFonts w:ascii="Bookman Old Style" w:hAnsi="Bookman Old Style"/>
+        </w:rPr>
+      </w:pPr>
+      <w:r>
+        <w:rPr>
+          <w:rFonts w:ascii="Bookman Old Style" w:hAnsi="Bookman Old Style"/>
+        </w:rPr>
+        <w:t>select department, count(*)</w:t>
       </w:r>
     </w:p>
     <w:p>
@@ -432,7 +400,6 @@
         <w:t xml:space="preserve">from </w:t>
       </w:r>
       <w:proofErr w:type="spellStart"/>
-      <w:proofErr w:type="gramStart"/>
       <w:r>
         <w:rPr>
           <w:rFonts w:ascii="Bookman Old Style" w:hAnsi="Bookman Old Style"/>
@@ -440,7 +407,6 @@
         <w:t>hospital.visits</w:t>
       </w:r>
       <w:proofErr w:type="spellEnd"/>
-      <w:proofErr w:type="gramEnd"/>
     </w:p>
     <w:p>
       <w:pPr>
@@ -471,21 +437,7 @@
         <w:rPr>
           <w:rFonts w:ascii="Bookman Old Style" w:hAnsi="Bookman Old Style"/>
         </w:rPr>
-        <w:t xml:space="preserve">order by </w:t>
-      </w:r>
-      <w:proofErr w:type="gramStart"/>
-      <w:r>
-        <w:rPr>
-          <w:rFonts w:ascii="Bookman Old Style" w:hAnsi="Bookman Old Style"/>
-        </w:rPr>
-        <w:t>count(</w:t>
-      </w:r>
-      <w:proofErr w:type="gramEnd"/>
-      <w:r>
-        <w:rPr>
-          <w:rFonts w:ascii="Bookman Old Style" w:hAnsi="Bookman Old Style"/>
-        </w:rPr>
-        <w:t xml:space="preserve">*) </w:t>
+        <w:t xml:space="preserve">order by count(*) </w:t>
       </w:r>
       <w:proofErr w:type="spellStart"/>
       <w:r>
@@ -597,25 +549,7 @@
           <w:b/>
           <w:bCs/>
         </w:rPr>
-        <w:t xml:space="preserve">-- </w:t>
-      </w:r>
-      <w:proofErr w:type="gramStart"/>
-      <w:r>
-        <w:rPr>
-          <w:rFonts w:ascii="Bookman Old Style" w:hAnsi="Bookman Old Style"/>
-          <w:b/>
-          <w:bCs/>
-        </w:rPr>
-        <w:t>2.Top</w:t>
-      </w:r>
-      <w:proofErr w:type="gramEnd"/>
-      <w:r>
-        <w:rPr>
-          <w:rFonts w:ascii="Bookman Old Style" w:hAnsi="Bookman Old Style"/>
-          <w:b/>
-          <w:bCs/>
-        </w:rPr>
-        <w:t xml:space="preserve"> 5 departments with highest </w:t>
+        <w:t xml:space="preserve">-- 2.Top 5 departments with highest </w:t>
       </w:r>
       <w:proofErr w:type="spellStart"/>
       <w:r>
@@ -734,7 +668,6 @@
         <w:t xml:space="preserve">from </w:t>
       </w:r>
       <w:proofErr w:type="spellStart"/>
-      <w:proofErr w:type="gramStart"/>
       <w:r>
         <w:rPr>
           <w:rFonts w:ascii="Bookman Old Style" w:hAnsi="Bookman Old Style"/>
@@ -742,7 +675,6 @@
         <w:t>hospital.visits</w:t>
       </w:r>
       <w:proofErr w:type="spellEnd"/>
-      <w:proofErr w:type="gramEnd"/>
     </w:p>
     <w:p>
       <w:pPr>
@@ -880,23 +812,7 @@
           <w:b/>
           <w:bCs/>
         </w:rPr>
-        <w:t xml:space="preserve">percentage of </w:t>
-      </w:r>
-      <w:proofErr w:type="gramStart"/>
-      <w:r>
-        <w:rPr>
-          <w:b/>
-          <w:bCs/>
-        </w:rPr>
-        <w:t>High Risk</w:t>
-      </w:r>
-      <w:proofErr w:type="gramEnd"/>
-      <w:r>
-        <w:rPr>
-          <w:b/>
-          <w:bCs/>
-        </w:rPr>
-        <w:t xml:space="preserve"> visits per department</w:t>
+        <w:t>percentage of High Risk visits per department</w:t>
       </w:r>
       <w:r>
         <w:t>.</w:t>
@@ -919,25 +835,7 @@
           <w:b/>
           <w:bCs/>
         </w:rPr>
-        <w:t xml:space="preserve">-- 3. % of </w:t>
-      </w:r>
-      <w:proofErr w:type="gramStart"/>
-      <w:r>
-        <w:rPr>
-          <w:rFonts w:ascii="Bookman Old Style" w:hAnsi="Bookman Old Style"/>
-          <w:b/>
-          <w:bCs/>
-        </w:rPr>
-        <w:t>high risk</w:t>
-      </w:r>
-      <w:proofErr w:type="gramEnd"/>
-      <w:r>
-        <w:rPr>
-          <w:rFonts w:ascii="Bookman Old Style" w:hAnsi="Bookman Old Style"/>
-          <w:b/>
-          <w:bCs/>
-        </w:rPr>
-        <w:t xml:space="preserve"> visits per department</w:t>
+        <w:t>-- 3. % of high risk visits per department</w:t>
       </w:r>
     </w:p>
     <w:p>
@@ -1001,35 +899,7 @@
         <w:rPr>
           <w:rFonts w:ascii="Bookman Old Style" w:hAnsi="Bookman Old Style"/>
         </w:rPr>
-        <w:t xml:space="preserve">select department, </w:t>
-      </w:r>
-      <w:proofErr w:type="gramStart"/>
-      <w:r>
-        <w:rPr>
-          <w:rFonts w:ascii="Bookman Old Style" w:hAnsi="Bookman Old Style"/>
-        </w:rPr>
-        <w:t>round(</w:t>
-      </w:r>
-      <w:proofErr w:type="gramEnd"/>
-      <w:r>
-        <w:rPr>
-          <w:rFonts w:ascii="Bookman Old Style" w:hAnsi="Bookman Old Style"/>
-        </w:rPr>
-        <w:t>100*</w:t>
-      </w:r>
-      <w:proofErr w:type="gramStart"/>
-      <w:r>
-        <w:rPr>
-          <w:rFonts w:ascii="Bookman Old Style" w:hAnsi="Bookman Old Style"/>
-        </w:rPr>
-        <w:t>sum(</w:t>
-      </w:r>
-      <w:proofErr w:type="gramEnd"/>
-      <w:r>
-        <w:rPr>
-          <w:rFonts w:ascii="Bookman Old Style" w:hAnsi="Bookman Old Style"/>
-        </w:rPr>
-        <w:t xml:space="preserve">case when </w:t>
+        <w:t xml:space="preserve">select department, round(100*sum(case when </w:t>
       </w:r>
       <w:proofErr w:type="spellStart"/>
       <w:r>
@@ -1043,21 +913,7 @@
         <w:rPr>
           <w:rFonts w:ascii="Bookman Old Style" w:hAnsi="Bookman Old Style"/>
         </w:rPr>
-        <w:t>='High' then 1 else 0 end)/</w:t>
-      </w:r>
-      <w:proofErr w:type="gramStart"/>
-      <w:r>
-        <w:rPr>
-          <w:rFonts w:ascii="Bookman Old Style" w:hAnsi="Bookman Old Style"/>
-        </w:rPr>
-        <w:t>count(</w:t>
-      </w:r>
-      <w:proofErr w:type="gramEnd"/>
-      <w:r>
-        <w:rPr>
-          <w:rFonts w:ascii="Bookman Old Style" w:hAnsi="Bookman Old Style"/>
-        </w:rPr>
-        <w:t xml:space="preserve">*),2) as </w:t>
+        <w:t xml:space="preserve">='High' then 1 else 0 end)/count(*),2) as </w:t>
       </w:r>
       <w:proofErr w:type="spellStart"/>
       <w:r>
@@ -1084,7 +940,6 @@
         <w:t xml:space="preserve">from </w:t>
       </w:r>
       <w:proofErr w:type="spellStart"/>
-      <w:proofErr w:type="gramStart"/>
       <w:r>
         <w:rPr>
           <w:rFonts w:ascii="Bookman Old Style" w:hAnsi="Bookman Old Style"/>
@@ -1092,7 +947,6 @@
         <w:t>hospital.visits</w:t>
       </w:r>
       <w:proofErr w:type="spellEnd"/>
-      <w:proofErr w:type="gramEnd"/>
     </w:p>
     <w:p>
       <w:pPr>
@@ -1278,25 +1132,7 @@
           <w:b/>
           <w:bCs/>
         </w:rPr>
-        <w:t xml:space="preserve">-- </w:t>
-      </w:r>
-      <w:proofErr w:type="gramStart"/>
-      <w:r>
-        <w:rPr>
-          <w:rFonts w:ascii="Bookman Old Style" w:hAnsi="Bookman Old Style"/>
-          <w:b/>
-          <w:bCs/>
-        </w:rPr>
-        <w:t>4.average</w:t>
-      </w:r>
-      <w:proofErr w:type="gramEnd"/>
-      <w:r>
-        <w:rPr>
-          <w:rFonts w:ascii="Bookman Old Style" w:hAnsi="Bookman Old Style"/>
-          <w:b/>
-          <w:bCs/>
-        </w:rPr>
-        <w:t xml:space="preserve"> number of visits per patient by city</w:t>
+        <w:t>-- 4.average number of visits per patient by city</w:t>
       </w:r>
     </w:p>
     <w:p>
@@ -1318,16 +1154,14 @@
         </w:rPr>
         <w:t xml:space="preserve">-- Business purpose: Identify cities with higher repeat </w:t>
       </w:r>
-      <w:proofErr w:type="spellStart"/>
-      <w:r>
-        <w:rPr>
-          <w:rFonts w:ascii="Bookman Old Style" w:hAnsi="Bookman Old Style"/>
-          <w:b/>
-          <w:bCs/>
-        </w:rPr>
-        <w:t>beahaviour</w:t>
-      </w:r>
-      <w:proofErr w:type="spellEnd"/>
+      <w:r>
+        <w:rPr>
+          <w:rFonts w:ascii="Bookman Old Style" w:hAnsi="Bookman Old Style"/>
+          <w:b/>
+          <w:bCs/>
+        </w:rPr>
+        <w:t>behaviour</w:t>
+      </w:r>
       <w:r>
         <w:rPr>
           <w:rFonts w:ascii="Bookman Old Style" w:hAnsi="Bookman Old Style"/>
@@ -1363,205 +1197,145 @@
         <w:t xml:space="preserve">select </w:t>
       </w:r>
       <w:proofErr w:type="spellStart"/>
-      <w:proofErr w:type="gramStart"/>
+      <w:r>
+        <w:rPr>
+          <w:rFonts w:ascii="Bookman Old Style" w:hAnsi="Bookman Old Style"/>
+        </w:rPr>
+        <w:t>p.city,round</w:t>
+      </w:r>
+      <w:proofErr w:type="spellEnd"/>
+      <w:r>
+        <w:rPr>
+          <w:rFonts w:ascii="Bookman Old Style" w:hAnsi="Bookman Old Style"/>
+        </w:rPr>
+        <w:t>(count(</w:t>
+      </w:r>
+      <w:proofErr w:type="spellStart"/>
+      <w:r>
+        <w:rPr>
+          <w:rFonts w:ascii="Bookman Old Style" w:hAnsi="Bookman Old Style"/>
+        </w:rPr>
+        <w:t>v.visit_id</w:t>
+      </w:r>
+      <w:proofErr w:type="spellEnd"/>
+      <w:r>
+        <w:rPr>
+          <w:rFonts w:ascii="Bookman Old Style" w:hAnsi="Bookman Old Style"/>
+        </w:rPr>
+        <w:t xml:space="preserve">)/count(distinct </w:t>
+      </w:r>
+      <w:proofErr w:type="spellStart"/>
+      <w:r>
+        <w:rPr>
+          <w:rFonts w:ascii="Bookman Old Style" w:hAnsi="Bookman Old Style"/>
+        </w:rPr>
+        <w:t>p.patient_id</w:t>
+      </w:r>
+      <w:proofErr w:type="spellEnd"/>
+      <w:r>
+        <w:rPr>
+          <w:rFonts w:ascii="Bookman Old Style" w:hAnsi="Bookman Old Style"/>
+        </w:rPr>
+        <w:t xml:space="preserve">),0) as </w:t>
+      </w:r>
+      <w:proofErr w:type="spellStart"/>
+      <w:r>
+        <w:rPr>
+          <w:rFonts w:ascii="Bookman Old Style" w:hAnsi="Bookman Old Style"/>
+        </w:rPr>
+        <w:t>avg_visit_per_patient</w:t>
+      </w:r>
+      <w:proofErr w:type="spellEnd"/>
+    </w:p>
+    <w:p>
+      <w:pPr>
+        <w:spacing w:line="240" w:lineRule="auto"/>
+        <w:ind w:left="1440"/>
+        <w:contextualSpacing/>
+        <w:rPr>
+          <w:rFonts w:ascii="Bookman Old Style" w:hAnsi="Bookman Old Style"/>
+        </w:rPr>
+      </w:pPr>
+      <w:r>
+        <w:rPr>
+          <w:rFonts w:ascii="Bookman Old Style" w:hAnsi="Bookman Old Style"/>
+        </w:rPr>
+        <w:t xml:space="preserve">from </w:t>
+      </w:r>
+      <w:proofErr w:type="spellStart"/>
+      <w:r>
+        <w:rPr>
+          <w:rFonts w:ascii="Bookman Old Style" w:hAnsi="Bookman Old Style"/>
+        </w:rPr>
+        <w:t>hospital.patients</w:t>
+      </w:r>
+      <w:proofErr w:type="spellEnd"/>
+      <w:r>
+        <w:rPr>
+          <w:rFonts w:ascii="Bookman Old Style" w:hAnsi="Bookman Old Style"/>
+        </w:rPr>
+        <w:t xml:space="preserve"> p join </w:t>
+      </w:r>
+      <w:proofErr w:type="spellStart"/>
+      <w:r>
+        <w:rPr>
+          <w:rFonts w:ascii="Bookman Old Style" w:hAnsi="Bookman Old Style"/>
+        </w:rPr>
+        <w:t>hospital.visits</w:t>
+      </w:r>
+      <w:proofErr w:type="spellEnd"/>
+      <w:r>
+        <w:rPr>
+          <w:rFonts w:ascii="Bookman Old Style" w:hAnsi="Bookman Old Style"/>
+        </w:rPr>
+        <w:t xml:space="preserve"> v on </w:t>
+      </w:r>
+      <w:proofErr w:type="spellStart"/>
+      <w:r>
+        <w:rPr>
+          <w:rFonts w:ascii="Bookman Old Style" w:hAnsi="Bookman Old Style"/>
+        </w:rPr>
+        <w:t>p.patient_id</w:t>
+      </w:r>
+      <w:proofErr w:type="spellEnd"/>
+      <w:r>
+        <w:rPr>
+          <w:rFonts w:ascii="Bookman Old Style" w:hAnsi="Bookman Old Style"/>
+        </w:rPr>
+        <w:t xml:space="preserve"> = </w:t>
+      </w:r>
+      <w:proofErr w:type="spellStart"/>
+      <w:r>
+        <w:rPr>
+          <w:rFonts w:ascii="Bookman Old Style" w:hAnsi="Bookman Old Style"/>
+        </w:rPr>
+        <w:t>v.patient_id</w:t>
+      </w:r>
+      <w:proofErr w:type="spellEnd"/>
+    </w:p>
+    <w:p>
+      <w:pPr>
+        <w:spacing w:line="240" w:lineRule="auto"/>
+        <w:ind w:left="1440"/>
+        <w:contextualSpacing/>
+        <w:rPr>
+          <w:rFonts w:ascii="Bookman Old Style" w:hAnsi="Bookman Old Style"/>
+        </w:rPr>
+      </w:pPr>
+      <w:r>
+        <w:rPr>
+          <w:rFonts w:ascii="Bookman Old Style" w:hAnsi="Bookman Old Style"/>
+        </w:rPr>
+        <w:t xml:space="preserve">group by </w:t>
+      </w:r>
+      <w:proofErr w:type="spellStart"/>
       <w:r>
         <w:rPr>
           <w:rFonts w:ascii="Bookman Old Style" w:hAnsi="Bookman Old Style"/>
         </w:rPr>
         <w:t>p.city</w:t>
       </w:r>
-      <w:proofErr w:type="gramEnd"/>
-      <w:r>
-        <w:rPr>
-          <w:rFonts w:ascii="Bookman Old Style" w:hAnsi="Bookman Old Style"/>
-        </w:rPr>
-        <w:t>,round</w:t>
-      </w:r>
-      <w:proofErr w:type="spellEnd"/>
-      <w:r>
-        <w:rPr>
-          <w:rFonts w:ascii="Bookman Old Style" w:hAnsi="Bookman Old Style"/>
-        </w:rPr>
-        <w:t>(count(</w:t>
-      </w:r>
-      <w:proofErr w:type="spellStart"/>
-      <w:proofErr w:type="gramStart"/>
-      <w:r>
-        <w:rPr>
-          <w:rFonts w:ascii="Bookman Old Style" w:hAnsi="Bookman Old Style"/>
-        </w:rPr>
-        <w:t>v.visit</w:t>
-      </w:r>
-      <w:proofErr w:type="gramEnd"/>
-      <w:r>
-        <w:rPr>
-          <w:rFonts w:ascii="Bookman Old Style" w:hAnsi="Bookman Old Style"/>
-        </w:rPr>
-        <w:t>_id</w:t>
-      </w:r>
-      <w:proofErr w:type="spellEnd"/>
-      <w:r>
-        <w:rPr>
-          <w:rFonts w:ascii="Bookman Old Style" w:hAnsi="Bookman Old Style"/>
-        </w:rPr>
-        <w:t>)/</w:t>
-      </w:r>
-      <w:proofErr w:type="gramStart"/>
-      <w:r>
-        <w:rPr>
-          <w:rFonts w:ascii="Bookman Old Style" w:hAnsi="Bookman Old Style"/>
-        </w:rPr>
-        <w:t>count(</w:t>
-      </w:r>
-      <w:proofErr w:type="gramEnd"/>
-      <w:r>
-        <w:rPr>
-          <w:rFonts w:ascii="Bookman Old Style" w:hAnsi="Bookman Old Style"/>
-        </w:rPr>
-        <w:t xml:space="preserve">distinct </w:t>
-      </w:r>
-      <w:proofErr w:type="spellStart"/>
-      <w:proofErr w:type="gramStart"/>
-      <w:r>
-        <w:rPr>
-          <w:rFonts w:ascii="Bookman Old Style" w:hAnsi="Bookman Old Style"/>
-        </w:rPr>
-        <w:t>p.patient</w:t>
-      </w:r>
-      <w:proofErr w:type="gramEnd"/>
-      <w:r>
-        <w:rPr>
-          <w:rFonts w:ascii="Bookman Old Style" w:hAnsi="Bookman Old Style"/>
-        </w:rPr>
-        <w:t>_id</w:t>
-      </w:r>
-      <w:proofErr w:type="spellEnd"/>
-      <w:r>
-        <w:rPr>
-          <w:rFonts w:ascii="Bookman Old Style" w:hAnsi="Bookman Old Style"/>
-        </w:rPr>
-        <w:t xml:space="preserve">),0) as </w:t>
-      </w:r>
-      <w:proofErr w:type="spellStart"/>
-      <w:r>
-        <w:rPr>
-          <w:rFonts w:ascii="Bookman Old Style" w:hAnsi="Bookman Old Style"/>
-        </w:rPr>
-        <w:t>avg_visit_per_patient</w:t>
-      </w:r>
-      <w:proofErr w:type="spellEnd"/>
-    </w:p>
-    <w:p>
-      <w:pPr>
-        <w:spacing w:line="240" w:lineRule="auto"/>
-        <w:ind w:left="1440"/>
-        <w:contextualSpacing/>
-        <w:rPr>
-          <w:rFonts w:ascii="Bookman Old Style" w:hAnsi="Bookman Old Style"/>
-        </w:rPr>
-      </w:pPr>
-      <w:r>
-        <w:rPr>
-          <w:rFonts w:ascii="Bookman Old Style" w:hAnsi="Bookman Old Style"/>
-        </w:rPr>
-        <w:t xml:space="preserve">from </w:t>
-      </w:r>
-      <w:proofErr w:type="spellStart"/>
-      <w:proofErr w:type="gramStart"/>
-      <w:r>
-        <w:rPr>
-          <w:rFonts w:ascii="Bookman Old Style" w:hAnsi="Bookman Old Style"/>
-        </w:rPr>
-        <w:t>hospital.patients</w:t>
-      </w:r>
-      <w:proofErr w:type="spellEnd"/>
-      <w:proofErr w:type="gramEnd"/>
-      <w:r>
-        <w:rPr>
-          <w:rFonts w:ascii="Bookman Old Style" w:hAnsi="Bookman Old Style"/>
-        </w:rPr>
-        <w:t xml:space="preserve"> p join </w:t>
-      </w:r>
-      <w:proofErr w:type="spellStart"/>
-      <w:proofErr w:type="gramStart"/>
-      <w:r>
-        <w:rPr>
-          <w:rFonts w:ascii="Bookman Old Style" w:hAnsi="Bookman Old Style"/>
-        </w:rPr>
-        <w:t>hospital.visits</w:t>
-      </w:r>
-      <w:proofErr w:type="spellEnd"/>
-      <w:proofErr w:type="gramEnd"/>
-      <w:r>
-        <w:rPr>
-          <w:rFonts w:ascii="Bookman Old Style" w:hAnsi="Bookman Old Style"/>
-        </w:rPr>
-        <w:t xml:space="preserve"> v on </w:t>
-      </w:r>
-      <w:proofErr w:type="spellStart"/>
-      <w:proofErr w:type="gramStart"/>
-      <w:r>
-        <w:rPr>
-          <w:rFonts w:ascii="Bookman Old Style" w:hAnsi="Bookman Old Style"/>
-        </w:rPr>
-        <w:t>p.patient</w:t>
-      </w:r>
-      <w:proofErr w:type="gramEnd"/>
-      <w:r>
-        <w:rPr>
-          <w:rFonts w:ascii="Bookman Old Style" w:hAnsi="Bookman Old Style"/>
-        </w:rPr>
-        <w:t>_id</w:t>
-      </w:r>
-      <w:proofErr w:type="spellEnd"/>
-      <w:r>
-        <w:rPr>
-          <w:rFonts w:ascii="Bookman Old Style" w:hAnsi="Bookman Old Style"/>
-        </w:rPr>
-        <w:t xml:space="preserve"> = </w:t>
-      </w:r>
-      <w:proofErr w:type="spellStart"/>
-      <w:proofErr w:type="gramStart"/>
-      <w:r>
-        <w:rPr>
-          <w:rFonts w:ascii="Bookman Old Style" w:hAnsi="Bookman Old Style"/>
-        </w:rPr>
-        <w:t>v.patient</w:t>
-      </w:r>
-      <w:proofErr w:type="gramEnd"/>
-      <w:r>
-        <w:rPr>
-          <w:rFonts w:ascii="Bookman Old Style" w:hAnsi="Bookman Old Style"/>
-        </w:rPr>
-        <w:t>_id</w:t>
-      </w:r>
-      <w:proofErr w:type="spellEnd"/>
-    </w:p>
-    <w:p>
-      <w:pPr>
-        <w:spacing w:line="240" w:lineRule="auto"/>
-        <w:ind w:left="1440"/>
-        <w:contextualSpacing/>
-        <w:rPr>
-          <w:rFonts w:ascii="Bookman Old Style" w:hAnsi="Bookman Old Style"/>
-        </w:rPr>
-      </w:pPr>
-      <w:r>
-        <w:rPr>
-          <w:rFonts w:ascii="Bookman Old Style" w:hAnsi="Bookman Old Style"/>
-        </w:rPr>
-        <w:t xml:space="preserve">group by </w:t>
-      </w:r>
-      <w:proofErr w:type="spellStart"/>
-      <w:proofErr w:type="gramStart"/>
-      <w:r>
-        <w:rPr>
-          <w:rFonts w:ascii="Bookman Old Style" w:hAnsi="Bookman Old Style"/>
-        </w:rPr>
-        <w:t>p.city</w:t>
-      </w:r>
-      <w:proofErr w:type="spellEnd"/>
-      <w:proofErr w:type="gramEnd"/>
+      <w:proofErr w:type="spellEnd"/>
     </w:p>
     <w:p>
       <w:pPr>
@@ -1668,23 +1442,7 @@
           <w:b/>
           <w:bCs/>
         </w:rPr>
-        <w:t xml:space="preserve">doctors handling the highest number of </w:t>
-      </w:r>
-      <w:proofErr w:type="gramStart"/>
-      <w:r>
-        <w:rPr>
-          <w:b/>
-          <w:bCs/>
-        </w:rPr>
-        <w:t>High Risk</w:t>
-      </w:r>
-      <w:proofErr w:type="gramEnd"/>
-      <w:r>
-        <w:rPr>
-          <w:b/>
-          <w:bCs/>
-        </w:rPr>
-        <w:t xml:space="preserve"> visits</w:t>
+        <w:t>doctors handling the highest number of High Risk visits</w:t>
       </w:r>
       <w:r>
         <w:t>.</w:t>
@@ -1707,43 +1465,7 @@
           <w:b/>
           <w:bCs/>
         </w:rPr>
-        <w:t xml:space="preserve">-- </w:t>
-      </w:r>
-      <w:proofErr w:type="gramStart"/>
-      <w:r>
-        <w:rPr>
-          <w:rFonts w:ascii="Bookman Old Style" w:hAnsi="Bookman Old Style"/>
-          <w:b/>
-          <w:bCs/>
-        </w:rPr>
-        <w:t>5.Doctors</w:t>
-      </w:r>
-      <w:proofErr w:type="gramEnd"/>
-      <w:r>
-        <w:rPr>
-          <w:rFonts w:ascii="Bookman Old Style" w:hAnsi="Bookman Old Style"/>
-          <w:b/>
-          <w:bCs/>
-        </w:rPr>
-        <w:t xml:space="preserve"> handling the highest number of </w:t>
-      </w:r>
-      <w:proofErr w:type="gramStart"/>
-      <w:r>
-        <w:rPr>
-          <w:rFonts w:ascii="Bookman Old Style" w:hAnsi="Bookman Old Style"/>
-          <w:b/>
-          <w:bCs/>
-        </w:rPr>
-        <w:t>high risk</w:t>
-      </w:r>
-      <w:proofErr w:type="gramEnd"/>
-      <w:r>
-        <w:rPr>
-          <w:rFonts w:ascii="Bookman Old Style" w:hAnsi="Bookman Old Style"/>
-          <w:b/>
-          <w:bCs/>
-        </w:rPr>
-        <w:t xml:space="preserve"> visits</w:t>
+        <w:t>-- 5.Doctors handling the highest number of high risk visits</w:t>
       </w:r>
     </w:p>
     <w:p>
@@ -1796,17 +1518,9 @@
         <w:rPr>
           <w:rFonts w:ascii="Bookman Old Style" w:hAnsi="Bookman Old Style"/>
         </w:rPr>
-        <w:t>doctor_</w:t>
-      </w:r>
-      <w:proofErr w:type="gramStart"/>
-      <w:r>
-        <w:rPr>
-          <w:rFonts w:ascii="Bookman Old Style" w:hAnsi="Bookman Old Style"/>
-        </w:rPr>
-        <w:t>id,count</w:t>
-      </w:r>
-      <w:proofErr w:type="spellEnd"/>
-      <w:proofErr w:type="gramEnd"/>
+        <w:t>doctor_id,count</w:t>
+      </w:r>
+      <w:proofErr w:type="spellEnd"/>
       <w:r>
         <w:rPr>
           <w:rFonts w:ascii="Bookman Old Style" w:hAnsi="Bookman Old Style"/>
@@ -1838,7 +1552,6 @@
         <w:t xml:space="preserve">from </w:t>
       </w:r>
       <w:proofErr w:type="spellStart"/>
-      <w:proofErr w:type="gramStart"/>
       <w:r>
         <w:rPr>
           <w:rFonts w:ascii="Bookman Old Style" w:hAnsi="Bookman Old Style"/>
@@ -1846,7 +1559,6 @@
         <w:t>hospital.visits</w:t>
       </w:r>
       <w:proofErr w:type="spellEnd"/>
-      <w:proofErr w:type="gramEnd"/>
     </w:p>
     <w:p>
       <w:pPr>
@@ -2115,19 +1827,11 @@
         <w:t xml:space="preserve">select </w:t>
       </w:r>
       <w:proofErr w:type="spellStart"/>
-      <w:proofErr w:type="gramStart"/>
-      <w:r>
-        <w:rPr>
-          <w:rFonts w:ascii="Bookman Old Style" w:hAnsi="Bookman Old Style"/>
-        </w:rPr>
-        <w:t>p.insurance</w:t>
-      </w:r>
-      <w:proofErr w:type="gramEnd"/>
-      <w:r>
-        <w:rPr>
-          <w:rFonts w:ascii="Bookman Old Style" w:hAnsi="Bookman Old Style"/>
-        </w:rPr>
-        <w:t>_provider</w:t>
+      <w:r>
+        <w:rPr>
+          <w:rFonts w:ascii="Bookman Old Style" w:hAnsi="Bookman Old Style"/>
+        </w:rPr>
+        <w:t>p.insurance_provider</w:t>
       </w:r>
       <w:proofErr w:type="spellEnd"/>
       <w:r>
@@ -2137,19 +1841,11 @@
         <w:t>, sum(</w:t>
       </w:r>
       <w:proofErr w:type="spellStart"/>
-      <w:proofErr w:type="gramStart"/>
-      <w:r>
-        <w:rPr>
-          <w:rFonts w:ascii="Bookman Old Style" w:hAnsi="Bookman Old Style"/>
-        </w:rPr>
-        <w:t>b.billed</w:t>
-      </w:r>
-      <w:proofErr w:type="gramEnd"/>
-      <w:r>
-        <w:rPr>
-          <w:rFonts w:ascii="Bookman Old Style" w:hAnsi="Bookman Old Style"/>
-        </w:rPr>
-        <w:t>_amount</w:t>
+      <w:r>
+        <w:rPr>
+          <w:rFonts w:ascii="Bookman Old Style" w:hAnsi="Bookman Old Style"/>
+        </w:rPr>
+        <w:t>b.billed_amount</w:t>
       </w:r>
       <w:proofErr w:type="spellEnd"/>
       <w:r>
@@ -2183,19 +1879,11 @@
         <w:t xml:space="preserve">from </w:t>
       </w:r>
       <w:proofErr w:type="spellStart"/>
-      <w:proofErr w:type="gramStart"/>
-      <w:r>
-        <w:rPr>
-          <w:rFonts w:ascii="Bookman Old Style" w:hAnsi="Bookman Old Style"/>
-        </w:rPr>
-        <w:t>hospital.billing</w:t>
-      </w:r>
-      <w:proofErr w:type="gramEnd"/>
-      <w:r>
-        <w:rPr>
-          <w:rFonts w:ascii="Bookman Old Style" w:hAnsi="Bookman Old Style"/>
-        </w:rPr>
-        <w:t>_clean</w:t>
+      <w:r>
+        <w:rPr>
+          <w:rFonts w:ascii="Bookman Old Style" w:hAnsi="Bookman Old Style"/>
+        </w:rPr>
+        <w:t>hospital.billing_clean</w:t>
       </w:r>
       <w:proofErr w:type="spellEnd"/>
       <w:r>
@@ -2205,7 +1893,6 @@
         <w:t xml:space="preserve"> b join </w:t>
       </w:r>
       <w:proofErr w:type="spellStart"/>
-      <w:proofErr w:type="gramStart"/>
       <w:r>
         <w:rPr>
           <w:rFonts w:ascii="Bookman Old Style" w:hAnsi="Bookman Old Style"/>
@@ -2213,7 +1900,6 @@
         <w:t>hospital.visits</w:t>
       </w:r>
       <w:proofErr w:type="spellEnd"/>
-      <w:proofErr w:type="gramEnd"/>
       <w:r>
         <w:rPr>
           <w:rFonts w:ascii="Bookman Old Style" w:hAnsi="Bookman Old Style"/>
@@ -2221,19 +1907,11 @@
         <w:t xml:space="preserve"> v on </w:t>
       </w:r>
       <w:proofErr w:type="spellStart"/>
-      <w:proofErr w:type="gramStart"/>
-      <w:r>
-        <w:rPr>
-          <w:rFonts w:ascii="Bookman Old Style" w:hAnsi="Bookman Old Style"/>
-        </w:rPr>
-        <w:t>b.visit</w:t>
-      </w:r>
-      <w:proofErr w:type="gramEnd"/>
-      <w:r>
-        <w:rPr>
-          <w:rFonts w:ascii="Bookman Old Style" w:hAnsi="Bookman Old Style"/>
-        </w:rPr>
-        <w:t>_id</w:t>
+      <w:r>
+        <w:rPr>
+          <w:rFonts w:ascii="Bookman Old Style" w:hAnsi="Bookman Old Style"/>
+        </w:rPr>
+        <w:t>b.visit_id</w:t>
       </w:r>
       <w:proofErr w:type="spellEnd"/>
       <w:r>
@@ -2243,19 +1921,11 @@
         <w:t xml:space="preserve"> = </w:t>
       </w:r>
       <w:proofErr w:type="spellStart"/>
-      <w:proofErr w:type="gramStart"/>
-      <w:r>
-        <w:rPr>
-          <w:rFonts w:ascii="Bookman Old Style" w:hAnsi="Bookman Old Style"/>
-        </w:rPr>
-        <w:t>v.visit</w:t>
-      </w:r>
-      <w:proofErr w:type="gramEnd"/>
-      <w:r>
-        <w:rPr>
-          <w:rFonts w:ascii="Bookman Old Style" w:hAnsi="Bookman Old Style"/>
-        </w:rPr>
-        <w:t>_id</w:t>
+      <w:r>
+        <w:rPr>
+          <w:rFonts w:ascii="Bookman Old Style" w:hAnsi="Bookman Old Style"/>
+        </w:rPr>
+        <w:t>v.visit_id</w:t>
       </w:r>
       <w:proofErr w:type="spellEnd"/>
     </w:p>
@@ -2275,7 +1945,6 @@
         <w:t xml:space="preserve">join </w:t>
       </w:r>
       <w:proofErr w:type="spellStart"/>
-      <w:proofErr w:type="gramStart"/>
       <w:r>
         <w:rPr>
           <w:rFonts w:ascii="Bookman Old Style" w:hAnsi="Bookman Old Style"/>
@@ -2283,7 +1952,6 @@
         <w:t>hospital.patients</w:t>
       </w:r>
       <w:proofErr w:type="spellEnd"/>
-      <w:proofErr w:type="gramEnd"/>
       <w:r>
         <w:rPr>
           <w:rFonts w:ascii="Bookman Old Style" w:hAnsi="Bookman Old Style"/>
@@ -2291,19 +1959,11 @@
         <w:t xml:space="preserve"> p on </w:t>
       </w:r>
       <w:proofErr w:type="spellStart"/>
-      <w:proofErr w:type="gramStart"/>
-      <w:r>
-        <w:rPr>
-          <w:rFonts w:ascii="Bookman Old Style" w:hAnsi="Bookman Old Style"/>
-        </w:rPr>
-        <w:t>v.patient</w:t>
-      </w:r>
-      <w:proofErr w:type="gramEnd"/>
-      <w:r>
-        <w:rPr>
-          <w:rFonts w:ascii="Bookman Old Style" w:hAnsi="Bookman Old Style"/>
-        </w:rPr>
-        <w:t>_id</w:t>
+      <w:r>
+        <w:rPr>
+          <w:rFonts w:ascii="Bookman Old Style" w:hAnsi="Bookman Old Style"/>
+        </w:rPr>
+        <w:t>v.patient_id</w:t>
       </w:r>
       <w:proofErr w:type="spellEnd"/>
       <w:r>
@@ -2313,19 +1973,11 @@
         <w:t xml:space="preserve"> = </w:t>
       </w:r>
       <w:proofErr w:type="spellStart"/>
-      <w:proofErr w:type="gramStart"/>
-      <w:r>
-        <w:rPr>
-          <w:rFonts w:ascii="Bookman Old Style" w:hAnsi="Bookman Old Style"/>
-        </w:rPr>
-        <w:t>p.patient</w:t>
-      </w:r>
-      <w:proofErr w:type="gramEnd"/>
-      <w:r>
-        <w:rPr>
-          <w:rFonts w:ascii="Bookman Old Style" w:hAnsi="Bookman Old Style"/>
-        </w:rPr>
-        <w:t>_id</w:t>
+      <w:r>
+        <w:rPr>
+          <w:rFonts w:ascii="Bookman Old Style" w:hAnsi="Bookman Old Style"/>
+        </w:rPr>
+        <w:t>p.patient_id</w:t>
       </w:r>
       <w:proofErr w:type="spellEnd"/>
     </w:p>
@@ -2345,19 +1997,11 @@
         <w:t xml:space="preserve">group by </w:t>
       </w:r>
       <w:proofErr w:type="spellStart"/>
-      <w:proofErr w:type="gramStart"/>
-      <w:r>
-        <w:rPr>
-          <w:rFonts w:ascii="Bookman Old Style" w:hAnsi="Bookman Old Style"/>
-        </w:rPr>
-        <w:t>p.insurance</w:t>
-      </w:r>
-      <w:proofErr w:type="gramEnd"/>
-      <w:r>
-        <w:rPr>
-          <w:rFonts w:ascii="Bookman Old Style" w:hAnsi="Bookman Old Style"/>
-        </w:rPr>
-        <w:t>_provider</w:t>
+      <w:r>
+        <w:rPr>
+          <w:rFonts w:ascii="Bookman Old Style" w:hAnsi="Bookman Old Style"/>
+        </w:rPr>
+        <w:t>p.insurance_provider</w:t>
       </w:r>
       <w:proofErr w:type="spellEnd"/>
     </w:p>
@@ -2506,16 +2150,14 @@
         </w:rPr>
         <w:t xml:space="preserve">-- 7. Identify top 5 insurance companies with highest </w:t>
       </w:r>
-      <w:proofErr w:type="spellStart"/>
-      <w:r>
-        <w:rPr>
-          <w:rFonts w:ascii="Bookman Old Style" w:hAnsi="Bookman Old Style"/>
-          <w:b/>
-          <w:bCs/>
-        </w:rPr>
-        <w:t>rjection</w:t>
-      </w:r>
-      <w:proofErr w:type="spellEnd"/>
+      <w:r>
+        <w:rPr>
+          <w:rFonts w:ascii="Bookman Old Style" w:hAnsi="Bookman Old Style"/>
+          <w:b/>
+          <w:bCs/>
+        </w:rPr>
+        <w:t>rejection</w:t>
+      </w:r>
       <w:r>
         <w:rPr>
           <w:rFonts w:ascii="Bookman Old Style" w:hAnsi="Bookman Old Style"/>
@@ -2544,16 +2186,14 @@
         </w:rPr>
         <w:t xml:space="preserve">-- Business Purpose: </w:t>
       </w:r>
-      <w:proofErr w:type="spellStart"/>
-      <w:r>
-        <w:rPr>
-          <w:rFonts w:ascii="Bookman Old Style" w:hAnsi="Bookman Old Style"/>
-          <w:b/>
-          <w:bCs/>
-        </w:rPr>
-        <w:t>Idenity</w:t>
-      </w:r>
-      <w:proofErr w:type="spellEnd"/>
+      <w:r>
+        <w:rPr>
+          <w:rFonts w:ascii="Bookman Old Style" w:hAnsi="Bookman Old Style"/>
+          <w:b/>
+          <w:bCs/>
+        </w:rPr>
+        <w:t>Identify</w:t>
+      </w:r>
       <w:r>
         <w:rPr>
           <w:rFonts w:ascii="Bookman Old Style" w:hAnsi="Bookman Old Style"/>
@@ -2582,7 +2222,6 @@
           <w:rFonts w:ascii="Bookman Old Style" w:hAnsi="Bookman Old Style"/>
         </w:rPr>
       </w:pPr>
-      <w:proofErr w:type="gramStart"/>
       <w:r>
         <w:rPr>
           <w:rFonts w:ascii="Bookman Old Style" w:hAnsi="Bookman Old Style"/>
@@ -2594,71 +2233,28 @@
         <w:rPr>
           <w:rFonts w:ascii="Bookman Old Style" w:hAnsi="Bookman Old Style"/>
         </w:rPr>
-        <w:t>p</w:t>
-      </w:r>
-      <w:proofErr w:type="gramEnd"/>
-      <w:r>
-        <w:rPr>
-          <w:rFonts w:ascii="Bookman Old Style" w:hAnsi="Bookman Old Style"/>
-        </w:rPr>
-        <w:t>.insurance_</w:t>
-      </w:r>
-      <w:proofErr w:type="gramStart"/>
-      <w:r>
-        <w:rPr>
-          <w:rFonts w:ascii="Bookman Old Style" w:hAnsi="Bookman Old Style"/>
-        </w:rPr>
-        <w:t>provider</w:t>
-      </w:r>
-      <w:proofErr w:type="spellEnd"/>
-      <w:r>
-        <w:rPr>
-          <w:rFonts w:ascii="Bookman Old Style" w:hAnsi="Bookman Old Style"/>
-        </w:rPr>
-        <w:t xml:space="preserve"> ,</w:t>
-      </w:r>
-      <w:proofErr w:type="gramEnd"/>
-      <w:r>
-        <w:rPr>
-          <w:rFonts w:ascii="Bookman Old Style" w:hAnsi="Bookman Old Style"/>
-        </w:rPr>
-        <w:t xml:space="preserve"> round(100*sum(</w:t>
-      </w:r>
-      <w:proofErr w:type="spellStart"/>
-      <w:proofErr w:type="gramStart"/>
-      <w:r>
-        <w:rPr>
-          <w:rFonts w:ascii="Bookman Old Style" w:hAnsi="Bookman Old Style"/>
-        </w:rPr>
-        <w:t>b.claim</w:t>
-      </w:r>
-      <w:proofErr w:type="gramEnd"/>
-      <w:r>
-        <w:rPr>
-          <w:rFonts w:ascii="Bookman Old Style" w:hAnsi="Bookman Old Style"/>
-        </w:rPr>
-        <w:t>_status</w:t>
-      </w:r>
-      <w:proofErr w:type="spellEnd"/>
-      <w:r>
-        <w:rPr>
-          <w:rFonts w:ascii="Bookman Old Style" w:hAnsi="Bookman Old Style"/>
-        </w:rPr>
-        <w:t>='Rejected')/</w:t>
-      </w:r>
-      <w:proofErr w:type="gramStart"/>
-      <w:r>
-        <w:rPr>
-          <w:rFonts w:ascii="Bookman Old Style" w:hAnsi="Bookman Old Style"/>
-        </w:rPr>
-        <w:t>count(</w:t>
-      </w:r>
-      <w:proofErr w:type="gramEnd"/>
-      <w:r>
-        <w:rPr>
-          <w:rFonts w:ascii="Bookman Old Style" w:hAnsi="Bookman Old Style"/>
-        </w:rPr>
-        <w:t xml:space="preserve">*),2) as </w:t>
+        <w:t>p.insurance_provider</w:t>
+      </w:r>
+      <w:proofErr w:type="spellEnd"/>
+      <w:r>
+        <w:rPr>
+          <w:rFonts w:ascii="Bookman Old Style" w:hAnsi="Bookman Old Style"/>
+        </w:rPr>
+        <w:t xml:space="preserve"> , round(100*sum(</w:t>
+      </w:r>
+      <w:proofErr w:type="spellStart"/>
+      <w:r>
+        <w:rPr>
+          <w:rFonts w:ascii="Bookman Old Style" w:hAnsi="Bookman Old Style"/>
+        </w:rPr>
+        <w:t>b.claim_status</w:t>
+      </w:r>
+      <w:proofErr w:type="spellEnd"/>
+      <w:r>
+        <w:rPr>
+          <w:rFonts w:ascii="Bookman Old Style" w:hAnsi="Bookman Old Style"/>
+        </w:rPr>
+        <w:t xml:space="preserve">='Rejected')/count(*),2) as </w:t>
       </w:r>
       <w:proofErr w:type="spellStart"/>
       <w:r>
@@ -2685,19 +2281,11 @@
         <w:t xml:space="preserve">from </w:t>
       </w:r>
       <w:proofErr w:type="spellStart"/>
-      <w:proofErr w:type="gramStart"/>
-      <w:r>
-        <w:rPr>
-          <w:rFonts w:ascii="Bookman Old Style" w:hAnsi="Bookman Old Style"/>
-        </w:rPr>
-        <w:t>hospital.billing</w:t>
-      </w:r>
-      <w:proofErr w:type="gramEnd"/>
-      <w:r>
-        <w:rPr>
-          <w:rFonts w:ascii="Bookman Old Style" w:hAnsi="Bookman Old Style"/>
-        </w:rPr>
-        <w:t>_clean</w:t>
+      <w:r>
+        <w:rPr>
+          <w:rFonts w:ascii="Bookman Old Style" w:hAnsi="Bookman Old Style"/>
+        </w:rPr>
+        <w:t>hospital.billing_clean</w:t>
       </w:r>
       <w:proofErr w:type="spellEnd"/>
       <w:r>
@@ -2707,7 +2295,6 @@
         <w:t xml:space="preserve"> b join </w:t>
       </w:r>
       <w:proofErr w:type="spellStart"/>
-      <w:proofErr w:type="gramStart"/>
       <w:r>
         <w:rPr>
           <w:rFonts w:ascii="Bookman Old Style" w:hAnsi="Bookman Old Style"/>
@@ -2715,7 +2302,6 @@
         <w:t>hospital.visits</w:t>
       </w:r>
       <w:proofErr w:type="spellEnd"/>
-      <w:proofErr w:type="gramEnd"/>
       <w:r>
         <w:rPr>
           <w:rFonts w:ascii="Bookman Old Style" w:hAnsi="Bookman Old Style"/>
@@ -2723,19 +2309,11 @@
         <w:t xml:space="preserve"> v on </w:t>
       </w:r>
       <w:proofErr w:type="spellStart"/>
-      <w:proofErr w:type="gramStart"/>
-      <w:r>
-        <w:rPr>
-          <w:rFonts w:ascii="Bookman Old Style" w:hAnsi="Bookman Old Style"/>
-        </w:rPr>
-        <w:t>b.visit</w:t>
-      </w:r>
-      <w:proofErr w:type="gramEnd"/>
-      <w:r>
-        <w:rPr>
-          <w:rFonts w:ascii="Bookman Old Style" w:hAnsi="Bookman Old Style"/>
-        </w:rPr>
-        <w:t>_id</w:t>
+      <w:r>
+        <w:rPr>
+          <w:rFonts w:ascii="Bookman Old Style" w:hAnsi="Bookman Old Style"/>
+        </w:rPr>
+        <w:t>b.visit_id</w:t>
       </w:r>
       <w:proofErr w:type="spellEnd"/>
       <w:r>
@@ -2745,19 +2323,11 @@
         <w:t xml:space="preserve"> = </w:t>
       </w:r>
       <w:proofErr w:type="spellStart"/>
-      <w:proofErr w:type="gramStart"/>
-      <w:r>
-        <w:rPr>
-          <w:rFonts w:ascii="Bookman Old Style" w:hAnsi="Bookman Old Style"/>
-        </w:rPr>
-        <w:t>v.visit</w:t>
-      </w:r>
-      <w:proofErr w:type="gramEnd"/>
-      <w:r>
-        <w:rPr>
-          <w:rFonts w:ascii="Bookman Old Style" w:hAnsi="Bookman Old Style"/>
-        </w:rPr>
-        <w:t>_id</w:t>
+      <w:r>
+        <w:rPr>
+          <w:rFonts w:ascii="Bookman Old Style" w:hAnsi="Bookman Old Style"/>
+        </w:rPr>
+        <w:t>v.visit_id</w:t>
       </w:r>
       <w:proofErr w:type="spellEnd"/>
     </w:p>
@@ -2777,7 +2347,6 @@
         <w:t xml:space="preserve">join </w:t>
       </w:r>
       <w:proofErr w:type="spellStart"/>
-      <w:proofErr w:type="gramStart"/>
       <w:r>
         <w:rPr>
           <w:rFonts w:ascii="Bookman Old Style" w:hAnsi="Bookman Old Style"/>
@@ -2785,7 +2354,6 @@
         <w:t>hospital.patients</w:t>
       </w:r>
       <w:proofErr w:type="spellEnd"/>
-      <w:proofErr w:type="gramEnd"/>
       <w:r>
         <w:rPr>
           <w:rFonts w:ascii="Bookman Old Style" w:hAnsi="Bookman Old Style"/>
@@ -2793,19 +2361,11 @@
         <w:t xml:space="preserve"> p on </w:t>
       </w:r>
       <w:proofErr w:type="spellStart"/>
-      <w:proofErr w:type="gramStart"/>
-      <w:r>
-        <w:rPr>
-          <w:rFonts w:ascii="Bookman Old Style" w:hAnsi="Bookman Old Style"/>
-        </w:rPr>
-        <w:t>v.patient</w:t>
-      </w:r>
-      <w:proofErr w:type="gramEnd"/>
-      <w:r>
-        <w:rPr>
-          <w:rFonts w:ascii="Bookman Old Style" w:hAnsi="Bookman Old Style"/>
-        </w:rPr>
-        <w:t>_id</w:t>
+      <w:r>
+        <w:rPr>
+          <w:rFonts w:ascii="Bookman Old Style" w:hAnsi="Bookman Old Style"/>
+        </w:rPr>
+        <w:t>v.patient_id</w:t>
       </w:r>
       <w:proofErr w:type="spellEnd"/>
       <w:r>
@@ -2815,19 +2375,11 @@
         <w:t xml:space="preserve"> = </w:t>
       </w:r>
       <w:proofErr w:type="spellStart"/>
-      <w:proofErr w:type="gramStart"/>
-      <w:r>
-        <w:rPr>
-          <w:rFonts w:ascii="Bookman Old Style" w:hAnsi="Bookman Old Style"/>
-        </w:rPr>
-        <w:t>p.patient</w:t>
-      </w:r>
-      <w:proofErr w:type="gramEnd"/>
-      <w:r>
-        <w:rPr>
-          <w:rFonts w:ascii="Bookman Old Style" w:hAnsi="Bookman Old Style"/>
-        </w:rPr>
-        <w:t>_id</w:t>
+      <w:r>
+        <w:rPr>
+          <w:rFonts w:ascii="Bookman Old Style" w:hAnsi="Bookman Old Style"/>
+        </w:rPr>
+        <w:t>p.patient_id</w:t>
       </w:r>
       <w:proofErr w:type="spellEnd"/>
     </w:p>
@@ -2847,19 +2399,11 @@
         <w:t xml:space="preserve">group by </w:t>
       </w:r>
       <w:proofErr w:type="spellStart"/>
-      <w:proofErr w:type="gramStart"/>
-      <w:r>
-        <w:rPr>
-          <w:rFonts w:ascii="Bookman Old Style" w:hAnsi="Bookman Old Style"/>
-        </w:rPr>
-        <w:t>p.insurance</w:t>
-      </w:r>
-      <w:proofErr w:type="gramEnd"/>
-      <w:r>
-        <w:rPr>
-          <w:rFonts w:ascii="Bookman Old Style" w:hAnsi="Bookman Old Style"/>
-        </w:rPr>
-        <w:t>_provider</w:t>
+      <w:r>
+        <w:rPr>
+          <w:rFonts w:ascii="Bookman Old Style" w:hAnsi="Bookman Old Style"/>
+        </w:rPr>
+        <w:t>p.insurance_provider</w:t>
       </w:r>
       <w:proofErr w:type="spellEnd"/>
     </w:p>
@@ -3078,29 +2622,13 @@
         <w:t xml:space="preserve">select </w:t>
       </w:r>
       <w:proofErr w:type="spellStart"/>
-      <w:proofErr w:type="gramStart"/>
-      <w:r>
-        <w:rPr>
-          <w:rFonts w:ascii="Bookman Old Style" w:hAnsi="Bookman Old Style"/>
-        </w:rPr>
-        <w:t>p.insurance</w:t>
-      </w:r>
-      <w:proofErr w:type="gramEnd"/>
-      <w:r>
-        <w:rPr>
-          <w:rFonts w:ascii="Bookman Old Style" w:hAnsi="Bookman Old Style"/>
-        </w:rPr>
-        <w:t>_</w:t>
-      </w:r>
-      <w:proofErr w:type="gramStart"/>
-      <w:r>
-        <w:rPr>
-          <w:rFonts w:ascii="Bookman Old Style" w:hAnsi="Bookman Old Style"/>
-        </w:rPr>
-        <w:t>provider,round</w:t>
-      </w:r>
-      <w:proofErr w:type="spellEnd"/>
-      <w:proofErr w:type="gramEnd"/>
+      <w:r>
+        <w:rPr>
+          <w:rFonts w:ascii="Bookman Old Style" w:hAnsi="Bookman Old Style"/>
+        </w:rPr>
+        <w:t>p.insurance_provider,round</w:t>
+      </w:r>
+      <w:proofErr w:type="spellEnd"/>
       <w:r>
         <w:rPr>
           <w:rFonts w:ascii="Bookman Old Style" w:hAnsi="Bookman Old Style"/>
@@ -3122,19 +2650,11 @@
         <w:t>(</w:t>
       </w:r>
       <w:proofErr w:type="spellStart"/>
-      <w:proofErr w:type="gramStart"/>
-      <w:r>
-        <w:rPr>
-          <w:rFonts w:ascii="Bookman Old Style" w:hAnsi="Bookman Old Style"/>
-        </w:rPr>
-        <w:t>b.payment</w:t>
-      </w:r>
-      <w:proofErr w:type="gramEnd"/>
-      <w:r>
-        <w:rPr>
-          <w:rFonts w:ascii="Bookman Old Style" w:hAnsi="Bookman Old Style"/>
-        </w:rPr>
-        <w:t>_days</w:t>
+      <w:r>
+        <w:rPr>
+          <w:rFonts w:ascii="Bookman Old Style" w:hAnsi="Bookman Old Style"/>
+        </w:rPr>
+        <w:t>b.payment_days</w:t>
       </w:r>
       <w:proofErr w:type="spellEnd"/>
       <w:r>
@@ -3168,19 +2688,11 @@
         <w:t xml:space="preserve">from </w:t>
       </w:r>
       <w:proofErr w:type="spellStart"/>
-      <w:proofErr w:type="gramStart"/>
-      <w:r>
-        <w:rPr>
-          <w:rFonts w:ascii="Bookman Old Style" w:hAnsi="Bookman Old Style"/>
-        </w:rPr>
-        <w:t>hospital.billing</w:t>
-      </w:r>
-      <w:proofErr w:type="gramEnd"/>
-      <w:r>
-        <w:rPr>
-          <w:rFonts w:ascii="Bookman Old Style" w:hAnsi="Bookman Old Style"/>
-        </w:rPr>
-        <w:t>_clean</w:t>
+      <w:r>
+        <w:rPr>
+          <w:rFonts w:ascii="Bookman Old Style" w:hAnsi="Bookman Old Style"/>
+        </w:rPr>
+        <w:t>hospital.billing_clean</w:t>
       </w:r>
       <w:proofErr w:type="spellEnd"/>
       <w:r>
@@ -3190,7 +2702,6 @@
         <w:t xml:space="preserve"> b join </w:t>
       </w:r>
       <w:proofErr w:type="spellStart"/>
-      <w:proofErr w:type="gramStart"/>
       <w:r>
         <w:rPr>
           <w:rFonts w:ascii="Bookman Old Style" w:hAnsi="Bookman Old Style"/>
@@ -3198,7 +2709,6 @@
         <w:t>hospital.visits</w:t>
       </w:r>
       <w:proofErr w:type="spellEnd"/>
-      <w:proofErr w:type="gramEnd"/>
       <w:r>
         <w:rPr>
           <w:rFonts w:ascii="Bookman Old Style" w:hAnsi="Bookman Old Style"/>
@@ -3206,19 +2716,11 @@
         <w:t xml:space="preserve"> v on </w:t>
       </w:r>
       <w:proofErr w:type="spellStart"/>
-      <w:proofErr w:type="gramStart"/>
-      <w:r>
-        <w:rPr>
-          <w:rFonts w:ascii="Bookman Old Style" w:hAnsi="Bookman Old Style"/>
-        </w:rPr>
-        <w:t>b.visit</w:t>
-      </w:r>
-      <w:proofErr w:type="gramEnd"/>
-      <w:r>
-        <w:rPr>
-          <w:rFonts w:ascii="Bookman Old Style" w:hAnsi="Bookman Old Style"/>
-        </w:rPr>
-        <w:t>_id</w:t>
+      <w:r>
+        <w:rPr>
+          <w:rFonts w:ascii="Bookman Old Style" w:hAnsi="Bookman Old Style"/>
+        </w:rPr>
+        <w:t>b.visit_id</w:t>
       </w:r>
       <w:proofErr w:type="spellEnd"/>
       <w:r>
@@ -3228,19 +2730,11 @@
         <w:t xml:space="preserve"> = </w:t>
       </w:r>
       <w:proofErr w:type="spellStart"/>
-      <w:proofErr w:type="gramStart"/>
-      <w:r>
-        <w:rPr>
-          <w:rFonts w:ascii="Bookman Old Style" w:hAnsi="Bookman Old Style"/>
-        </w:rPr>
-        <w:t>v.visit</w:t>
-      </w:r>
-      <w:proofErr w:type="gramEnd"/>
-      <w:r>
-        <w:rPr>
-          <w:rFonts w:ascii="Bookman Old Style" w:hAnsi="Bookman Old Style"/>
-        </w:rPr>
-        <w:t>_id</w:t>
+      <w:r>
+        <w:rPr>
+          <w:rFonts w:ascii="Bookman Old Style" w:hAnsi="Bookman Old Style"/>
+        </w:rPr>
+        <w:t>v.visit_id</w:t>
       </w:r>
       <w:proofErr w:type="spellEnd"/>
     </w:p>
@@ -3260,7 +2754,6 @@
         <w:t xml:space="preserve">join </w:t>
       </w:r>
       <w:proofErr w:type="spellStart"/>
-      <w:proofErr w:type="gramStart"/>
       <w:r>
         <w:rPr>
           <w:rFonts w:ascii="Bookman Old Style" w:hAnsi="Bookman Old Style"/>
@@ -3268,7 +2761,6 @@
         <w:t>hospital.patients</w:t>
       </w:r>
       <w:proofErr w:type="spellEnd"/>
-      <w:proofErr w:type="gramEnd"/>
       <w:r>
         <w:rPr>
           <w:rFonts w:ascii="Bookman Old Style" w:hAnsi="Bookman Old Style"/>
@@ -3276,19 +2768,11 @@
         <w:t xml:space="preserve"> p on </w:t>
       </w:r>
       <w:proofErr w:type="spellStart"/>
-      <w:proofErr w:type="gramStart"/>
-      <w:r>
-        <w:rPr>
-          <w:rFonts w:ascii="Bookman Old Style" w:hAnsi="Bookman Old Style"/>
-        </w:rPr>
-        <w:t>v.patient</w:t>
-      </w:r>
-      <w:proofErr w:type="gramEnd"/>
-      <w:r>
-        <w:rPr>
-          <w:rFonts w:ascii="Bookman Old Style" w:hAnsi="Bookman Old Style"/>
-        </w:rPr>
-        <w:t>_id</w:t>
+      <w:r>
+        <w:rPr>
+          <w:rFonts w:ascii="Bookman Old Style" w:hAnsi="Bookman Old Style"/>
+        </w:rPr>
+        <w:t>v.patient_id</w:t>
       </w:r>
       <w:proofErr w:type="spellEnd"/>
       <w:r>
@@ -3298,19 +2782,11 @@
         <w:t xml:space="preserve"> = </w:t>
       </w:r>
       <w:proofErr w:type="spellStart"/>
-      <w:proofErr w:type="gramStart"/>
-      <w:r>
-        <w:rPr>
-          <w:rFonts w:ascii="Bookman Old Style" w:hAnsi="Bookman Old Style"/>
-        </w:rPr>
-        <w:t>p.patient</w:t>
-      </w:r>
-      <w:proofErr w:type="gramEnd"/>
-      <w:r>
-        <w:rPr>
-          <w:rFonts w:ascii="Bookman Old Style" w:hAnsi="Bookman Old Style"/>
-        </w:rPr>
-        <w:t>_id</w:t>
+      <w:r>
+        <w:rPr>
+          <w:rFonts w:ascii="Bookman Old Style" w:hAnsi="Bookman Old Style"/>
+        </w:rPr>
+        <w:t>p.patient_id</w:t>
       </w:r>
       <w:proofErr w:type="spellEnd"/>
     </w:p>
@@ -3330,19 +2806,11 @@
         <w:t xml:space="preserve">group by </w:t>
       </w:r>
       <w:proofErr w:type="spellStart"/>
-      <w:proofErr w:type="gramStart"/>
-      <w:r>
-        <w:rPr>
-          <w:rFonts w:ascii="Bookman Old Style" w:hAnsi="Bookman Old Style"/>
-        </w:rPr>
-        <w:t>p.insurance</w:t>
-      </w:r>
-      <w:proofErr w:type="gramEnd"/>
-      <w:r>
-        <w:rPr>
-          <w:rFonts w:ascii="Bookman Old Style" w:hAnsi="Bookman Old Style"/>
-        </w:rPr>
-        <w:t>_provider</w:t>
+      <w:r>
+        <w:rPr>
+          <w:rFonts w:ascii="Bookman Old Style" w:hAnsi="Bookman Old Style"/>
+        </w:rPr>
+        <w:t>p.insurance_provider</w:t>
       </w:r>
       <w:proofErr w:type="spellEnd"/>
     </w:p>
@@ -3558,7 +3026,6 @@
           <w:rFonts w:ascii="Bookman Old Style" w:hAnsi="Bookman Old Style"/>
         </w:rPr>
       </w:pPr>
-      <w:proofErr w:type="gramStart"/>
       <w:r>
         <w:rPr>
           <w:rFonts w:ascii="Bookman Old Style" w:hAnsi="Bookman Old Style"/>
@@ -3570,14 +3037,7 @@
         <w:rPr>
           <w:rFonts w:ascii="Bookman Old Style" w:hAnsi="Bookman Old Style"/>
         </w:rPr>
-        <w:t>v</w:t>
-      </w:r>
-      <w:proofErr w:type="gramEnd"/>
-      <w:r>
-        <w:rPr>
-          <w:rFonts w:ascii="Bookman Old Style" w:hAnsi="Bookman Old Style"/>
-        </w:rPr>
-        <w:t>.department</w:t>
+        <w:t>v.department</w:t>
       </w:r>
       <w:proofErr w:type="spellEnd"/>
       <w:r>
@@ -3587,19 +3047,11 @@
         <w:t>, round(sum(</w:t>
       </w:r>
       <w:proofErr w:type="spellStart"/>
-      <w:proofErr w:type="gramStart"/>
-      <w:r>
-        <w:rPr>
-          <w:rFonts w:ascii="Bookman Old Style" w:hAnsi="Bookman Old Style"/>
-        </w:rPr>
-        <w:t>b.approved</w:t>
-      </w:r>
-      <w:proofErr w:type="gramEnd"/>
-      <w:r>
-        <w:rPr>
-          <w:rFonts w:ascii="Bookman Old Style" w:hAnsi="Bookman Old Style"/>
-        </w:rPr>
-        <w:t>_amount</w:t>
+      <w:r>
+        <w:rPr>
+          <w:rFonts w:ascii="Bookman Old Style" w:hAnsi="Bookman Old Style"/>
+        </w:rPr>
+        <w:t>b.approved_amount</w:t>
       </w:r>
       <w:proofErr w:type="spellEnd"/>
       <w:r>
@@ -3623,19 +3075,11 @@
         <w:t>(sum(</w:t>
       </w:r>
       <w:proofErr w:type="spellStart"/>
-      <w:proofErr w:type="gramStart"/>
-      <w:r>
-        <w:rPr>
-          <w:rFonts w:ascii="Bookman Old Style" w:hAnsi="Bookman Old Style"/>
-        </w:rPr>
-        <w:t>b.billed</w:t>
-      </w:r>
-      <w:proofErr w:type="gramEnd"/>
-      <w:r>
-        <w:rPr>
-          <w:rFonts w:ascii="Bookman Old Style" w:hAnsi="Bookman Old Style"/>
-        </w:rPr>
-        <w:t>_amount</w:t>
+      <w:r>
+        <w:rPr>
+          <w:rFonts w:ascii="Bookman Old Style" w:hAnsi="Bookman Old Style"/>
+        </w:rPr>
+        <w:t>b.billed_amount</w:t>
       </w:r>
       <w:proofErr w:type="spellEnd"/>
       <w:r>
@@ -3669,19 +3113,11 @@
         <w:t xml:space="preserve">from </w:t>
       </w:r>
       <w:proofErr w:type="spellStart"/>
-      <w:proofErr w:type="gramStart"/>
-      <w:r>
-        <w:rPr>
-          <w:rFonts w:ascii="Bookman Old Style" w:hAnsi="Bookman Old Style"/>
-        </w:rPr>
-        <w:t>hospital.billing</w:t>
-      </w:r>
-      <w:proofErr w:type="gramEnd"/>
-      <w:r>
-        <w:rPr>
-          <w:rFonts w:ascii="Bookman Old Style" w:hAnsi="Bookman Old Style"/>
-        </w:rPr>
-        <w:t>_clean</w:t>
+      <w:r>
+        <w:rPr>
+          <w:rFonts w:ascii="Bookman Old Style" w:hAnsi="Bookman Old Style"/>
+        </w:rPr>
+        <w:t>hospital.billing_clean</w:t>
       </w:r>
       <w:proofErr w:type="spellEnd"/>
       <w:r>
@@ -3691,7 +3127,6 @@
         <w:t xml:space="preserve"> b join </w:t>
       </w:r>
       <w:proofErr w:type="spellStart"/>
-      <w:proofErr w:type="gramStart"/>
       <w:r>
         <w:rPr>
           <w:rFonts w:ascii="Bookman Old Style" w:hAnsi="Bookman Old Style"/>
@@ -3699,7 +3134,6 @@
         <w:t>hospital.visits</w:t>
       </w:r>
       <w:proofErr w:type="spellEnd"/>
-      <w:proofErr w:type="gramEnd"/>
       <w:r>
         <w:rPr>
           <w:rFonts w:ascii="Bookman Old Style" w:hAnsi="Bookman Old Style"/>
@@ -3707,19 +3141,11 @@
         <w:t xml:space="preserve"> v on </w:t>
       </w:r>
       <w:proofErr w:type="spellStart"/>
-      <w:proofErr w:type="gramStart"/>
-      <w:r>
-        <w:rPr>
-          <w:rFonts w:ascii="Bookman Old Style" w:hAnsi="Bookman Old Style"/>
-        </w:rPr>
-        <w:t>b.visit</w:t>
-      </w:r>
-      <w:proofErr w:type="gramEnd"/>
-      <w:r>
-        <w:rPr>
-          <w:rFonts w:ascii="Bookman Old Style" w:hAnsi="Bookman Old Style"/>
-        </w:rPr>
-        <w:t>_id</w:t>
+      <w:r>
+        <w:rPr>
+          <w:rFonts w:ascii="Bookman Old Style" w:hAnsi="Bookman Old Style"/>
+        </w:rPr>
+        <w:t>b.visit_id</w:t>
       </w:r>
       <w:proofErr w:type="spellEnd"/>
       <w:r>
@@ -3729,19 +3155,11 @@
         <w:t xml:space="preserve"> = </w:t>
       </w:r>
       <w:proofErr w:type="spellStart"/>
-      <w:proofErr w:type="gramStart"/>
-      <w:r>
-        <w:rPr>
-          <w:rFonts w:ascii="Bookman Old Style" w:hAnsi="Bookman Old Style"/>
-        </w:rPr>
-        <w:t>v.visit</w:t>
-      </w:r>
-      <w:proofErr w:type="gramEnd"/>
-      <w:r>
-        <w:rPr>
-          <w:rFonts w:ascii="Bookman Old Style" w:hAnsi="Bookman Old Style"/>
-        </w:rPr>
-        <w:t>_id</w:t>
+      <w:r>
+        <w:rPr>
+          <w:rFonts w:ascii="Bookman Old Style" w:hAnsi="Bookman Old Style"/>
+        </w:rPr>
+        <w:t>v.visit_id</w:t>
       </w:r>
       <w:proofErr w:type="spellEnd"/>
     </w:p>
@@ -3761,7 +3179,6 @@
         <w:t xml:space="preserve">group by </w:t>
       </w:r>
       <w:proofErr w:type="spellStart"/>
-      <w:proofErr w:type="gramStart"/>
       <w:r>
         <w:rPr>
           <w:rFonts w:ascii="Bookman Old Style" w:hAnsi="Bookman Old Style"/>
@@ -3769,7 +3186,6 @@
         <w:t>v.department</w:t>
       </w:r>
       <w:proofErr w:type="spellEnd"/>
-      <w:proofErr w:type="gramEnd"/>
     </w:p>
     <w:p>
       <w:pPr>
@@ -4008,19 +3424,11 @@
         <w:t xml:space="preserve">select * from </w:t>
       </w:r>
       <w:proofErr w:type="spellStart"/>
-      <w:proofErr w:type="gramStart"/>
-      <w:r>
-        <w:rPr>
-          <w:rFonts w:ascii="Bookman Old Style" w:hAnsi="Bookman Old Style"/>
-        </w:rPr>
-        <w:t>hospital.billing</w:t>
-      </w:r>
-      <w:proofErr w:type="gramEnd"/>
-      <w:r>
-        <w:rPr>
-          <w:rFonts w:ascii="Bookman Old Style" w:hAnsi="Bookman Old Style"/>
-        </w:rPr>
-        <w:t>_clean</w:t>
+      <w:r>
+        <w:rPr>
+          <w:rFonts w:ascii="Bookman Old Style" w:hAnsi="Bookman Old Style"/>
+        </w:rPr>
+        <w:t>hospital.billing_clean</w:t>
       </w:r>
       <w:proofErr w:type="spellEnd"/>
     </w:p>
@@ -4368,19 +3776,11 @@
         <w:t xml:space="preserve">select </w:t>
       </w:r>
       <w:proofErr w:type="spellStart"/>
-      <w:proofErr w:type="gramStart"/>
-      <w:r>
-        <w:rPr>
-          <w:rFonts w:ascii="Bookman Old Style" w:hAnsi="Bookman Old Style"/>
-        </w:rPr>
-        <w:t>b.visit</w:t>
-      </w:r>
-      <w:proofErr w:type="gramEnd"/>
-      <w:r>
-        <w:rPr>
-          <w:rFonts w:ascii="Bookman Old Style" w:hAnsi="Bookman Old Style"/>
-        </w:rPr>
-        <w:t>_id</w:t>
+      <w:r>
+        <w:rPr>
+          <w:rFonts w:ascii="Bookman Old Style" w:hAnsi="Bookman Old Style"/>
+        </w:rPr>
+        <w:t>b.visit_id</w:t>
       </w:r>
       <w:proofErr w:type="spellEnd"/>
       <w:r>
@@ -4406,7 +3806,6 @@
         <w:t xml:space="preserve">from </w:t>
       </w:r>
       <w:proofErr w:type="spellStart"/>
-      <w:proofErr w:type="gramStart"/>
       <w:r>
         <w:rPr>
           <w:rFonts w:ascii="Bookman Old Style" w:hAnsi="Bookman Old Style"/>
@@ -4414,7 +3813,6 @@
         <w:t>hospital.visits</w:t>
       </w:r>
       <w:proofErr w:type="spellEnd"/>
-      <w:proofErr w:type="gramEnd"/>
       <w:r>
         <w:rPr>
           <w:rFonts w:ascii="Bookman Old Style" w:hAnsi="Bookman Old Style"/>
@@ -4422,19 +3820,11 @@
         <w:t xml:space="preserve"> v left join </w:t>
       </w:r>
       <w:proofErr w:type="spellStart"/>
-      <w:proofErr w:type="gramStart"/>
-      <w:r>
-        <w:rPr>
-          <w:rFonts w:ascii="Bookman Old Style" w:hAnsi="Bookman Old Style"/>
-        </w:rPr>
-        <w:t>hospital.billing</w:t>
-      </w:r>
-      <w:proofErr w:type="gramEnd"/>
-      <w:r>
-        <w:rPr>
-          <w:rFonts w:ascii="Bookman Old Style" w:hAnsi="Bookman Old Style"/>
-        </w:rPr>
-        <w:t>_clean</w:t>
+      <w:r>
+        <w:rPr>
+          <w:rFonts w:ascii="Bookman Old Style" w:hAnsi="Bookman Old Style"/>
+        </w:rPr>
+        <w:t>hospital.billing_clean</w:t>
       </w:r>
       <w:proofErr w:type="spellEnd"/>
       <w:r>
@@ -4444,19 +3834,11 @@
         <w:t xml:space="preserve"> b on </w:t>
       </w:r>
       <w:proofErr w:type="spellStart"/>
-      <w:proofErr w:type="gramStart"/>
-      <w:r>
-        <w:rPr>
-          <w:rFonts w:ascii="Bookman Old Style" w:hAnsi="Bookman Old Style"/>
-        </w:rPr>
-        <w:t>v.visit</w:t>
-      </w:r>
-      <w:proofErr w:type="gramEnd"/>
-      <w:r>
-        <w:rPr>
-          <w:rFonts w:ascii="Bookman Old Style" w:hAnsi="Bookman Old Style"/>
-        </w:rPr>
-        <w:t>_id</w:t>
+      <w:r>
+        <w:rPr>
+          <w:rFonts w:ascii="Bookman Old Style" w:hAnsi="Bookman Old Style"/>
+        </w:rPr>
+        <w:t>v.visit_id</w:t>
       </w:r>
       <w:proofErr w:type="spellEnd"/>
       <w:r>
@@ -4466,19 +3848,11 @@
         <w:t xml:space="preserve"> = </w:t>
       </w:r>
       <w:proofErr w:type="spellStart"/>
-      <w:proofErr w:type="gramStart"/>
-      <w:r>
-        <w:rPr>
-          <w:rFonts w:ascii="Bookman Old Style" w:hAnsi="Bookman Old Style"/>
-        </w:rPr>
-        <w:t>b.visit</w:t>
-      </w:r>
-      <w:proofErr w:type="gramEnd"/>
-      <w:r>
-        <w:rPr>
-          <w:rFonts w:ascii="Bookman Old Style" w:hAnsi="Bookman Old Style"/>
-        </w:rPr>
-        <w:t>_id</w:t>
+      <w:r>
+        <w:rPr>
+          <w:rFonts w:ascii="Bookman Old Style" w:hAnsi="Bookman Old Style"/>
+        </w:rPr>
+        <w:t>b.visit_id</w:t>
       </w:r>
       <w:proofErr w:type="spellEnd"/>
     </w:p>
@@ -4498,19 +3872,11 @@
         <w:t xml:space="preserve">where </w:t>
       </w:r>
       <w:proofErr w:type="spellStart"/>
-      <w:proofErr w:type="gramStart"/>
-      <w:r>
-        <w:rPr>
-          <w:rFonts w:ascii="Bookman Old Style" w:hAnsi="Bookman Old Style"/>
-        </w:rPr>
-        <w:t>b.visit</w:t>
-      </w:r>
-      <w:proofErr w:type="gramEnd"/>
-      <w:r>
-        <w:rPr>
-          <w:rFonts w:ascii="Bookman Old Style" w:hAnsi="Bookman Old Style"/>
-        </w:rPr>
-        <w:t>_id</w:t>
+      <w:r>
+        <w:rPr>
+          <w:rFonts w:ascii="Bookman Old Style" w:hAnsi="Bookman Old Style"/>
+        </w:rPr>
+        <w:t>b.visit_id</w:t>
       </w:r>
       <w:proofErr w:type="spellEnd"/>
       <w:r>
@@ -4680,19 +4046,11 @@
         <w:t xml:space="preserve">select </w:t>
       </w:r>
       <w:proofErr w:type="spellStart"/>
-      <w:proofErr w:type="gramStart"/>
-      <w:r>
-        <w:rPr>
-          <w:rFonts w:ascii="Bookman Old Style" w:hAnsi="Bookman Old Style"/>
-        </w:rPr>
-        <w:t>b.bill</w:t>
-      </w:r>
-      <w:proofErr w:type="gramEnd"/>
-      <w:r>
-        <w:rPr>
-          <w:rFonts w:ascii="Bookman Old Style" w:hAnsi="Bookman Old Style"/>
-        </w:rPr>
-        <w:t>_id</w:t>
+      <w:r>
+        <w:rPr>
+          <w:rFonts w:ascii="Bookman Old Style" w:hAnsi="Bookman Old Style"/>
+        </w:rPr>
+        <w:t>b.bill_id</w:t>
       </w:r>
       <w:proofErr w:type="spellEnd"/>
       <w:r>
@@ -4718,19 +4076,11 @@
         <w:t xml:space="preserve">from </w:t>
       </w:r>
       <w:proofErr w:type="spellStart"/>
-      <w:proofErr w:type="gramStart"/>
-      <w:r>
-        <w:rPr>
-          <w:rFonts w:ascii="Bookman Old Style" w:hAnsi="Bookman Old Style"/>
-        </w:rPr>
-        <w:t>hospital.billing</w:t>
-      </w:r>
-      <w:proofErr w:type="gramEnd"/>
-      <w:r>
-        <w:rPr>
-          <w:rFonts w:ascii="Bookman Old Style" w:hAnsi="Bookman Old Style"/>
-        </w:rPr>
-        <w:t>_clean</w:t>
+      <w:r>
+        <w:rPr>
+          <w:rFonts w:ascii="Bookman Old Style" w:hAnsi="Bookman Old Style"/>
+        </w:rPr>
+        <w:t>hospital.billing_clean</w:t>
       </w:r>
       <w:proofErr w:type="spellEnd"/>
       <w:r>
@@ -4740,7 +4090,6 @@
         <w:t xml:space="preserve"> b left join </w:t>
       </w:r>
       <w:proofErr w:type="spellStart"/>
-      <w:proofErr w:type="gramStart"/>
       <w:r>
         <w:rPr>
           <w:rFonts w:ascii="Bookman Old Style" w:hAnsi="Bookman Old Style"/>
@@ -4748,7 +4097,6 @@
         <w:t>hospital.visits</w:t>
       </w:r>
       <w:proofErr w:type="spellEnd"/>
-      <w:proofErr w:type="gramEnd"/>
       <w:r>
         <w:rPr>
           <w:rFonts w:ascii="Bookman Old Style" w:hAnsi="Bookman Old Style"/>
@@ -4756,19 +4104,11 @@
         <w:t xml:space="preserve"> v on </w:t>
       </w:r>
       <w:proofErr w:type="spellStart"/>
-      <w:proofErr w:type="gramStart"/>
-      <w:r>
-        <w:rPr>
-          <w:rFonts w:ascii="Bookman Old Style" w:hAnsi="Bookman Old Style"/>
-        </w:rPr>
-        <w:t>v.visit</w:t>
-      </w:r>
-      <w:proofErr w:type="gramEnd"/>
-      <w:r>
-        <w:rPr>
-          <w:rFonts w:ascii="Bookman Old Style" w:hAnsi="Bookman Old Style"/>
-        </w:rPr>
-        <w:t>_id</w:t>
+      <w:r>
+        <w:rPr>
+          <w:rFonts w:ascii="Bookman Old Style" w:hAnsi="Bookman Old Style"/>
+        </w:rPr>
+        <w:t>v.visit_id</w:t>
       </w:r>
       <w:proofErr w:type="spellEnd"/>
       <w:r>
@@ -4778,19 +4118,11 @@
         <w:t xml:space="preserve"> = </w:t>
       </w:r>
       <w:proofErr w:type="spellStart"/>
-      <w:proofErr w:type="gramStart"/>
-      <w:r>
-        <w:rPr>
-          <w:rFonts w:ascii="Bookman Old Style" w:hAnsi="Bookman Old Style"/>
-        </w:rPr>
-        <w:t>b.visit</w:t>
-      </w:r>
-      <w:proofErr w:type="gramEnd"/>
-      <w:r>
-        <w:rPr>
-          <w:rFonts w:ascii="Bookman Old Style" w:hAnsi="Bookman Old Style"/>
-        </w:rPr>
-        <w:t>_id</w:t>
+      <w:r>
+        <w:rPr>
+          <w:rFonts w:ascii="Bookman Old Style" w:hAnsi="Bookman Old Style"/>
+        </w:rPr>
+        <w:t>b.visit_id</w:t>
       </w:r>
       <w:proofErr w:type="spellEnd"/>
     </w:p>
@@ -4810,19 +4142,11 @@
         <w:t xml:space="preserve">where </w:t>
       </w:r>
       <w:proofErr w:type="spellStart"/>
-      <w:proofErr w:type="gramStart"/>
-      <w:r>
-        <w:rPr>
-          <w:rFonts w:ascii="Bookman Old Style" w:hAnsi="Bookman Old Style"/>
-        </w:rPr>
-        <w:t>v.visit</w:t>
-      </w:r>
-      <w:proofErr w:type="gramEnd"/>
-      <w:r>
-        <w:rPr>
-          <w:rFonts w:ascii="Bookman Old Style" w:hAnsi="Bookman Old Style"/>
-        </w:rPr>
-        <w:t>_id</w:t>
+      <w:r>
+        <w:rPr>
+          <w:rFonts w:ascii="Bookman Old Style" w:hAnsi="Bookman Old Style"/>
+        </w:rPr>
+        <w:t>v.visit_id</w:t>
       </w:r>
       <w:proofErr w:type="spellEnd"/>
       <w:r>
@@ -4998,28 +4322,14 @@
         <w:rPr>
           <w:rFonts w:ascii="Bookman Old Style" w:hAnsi="Bookman Old Style"/>
         </w:rPr>
-        <w:t>patient_</w:t>
-      </w:r>
-      <w:proofErr w:type="gramStart"/>
-      <w:r>
-        <w:rPr>
-          <w:rFonts w:ascii="Bookman Old Style" w:hAnsi="Bookman Old Style"/>
-        </w:rPr>
-        <w:t>id</w:t>
-      </w:r>
-      <w:proofErr w:type="spellEnd"/>
-      <w:r>
-        <w:rPr>
-          <w:rFonts w:ascii="Bookman Old Style" w:hAnsi="Bookman Old Style"/>
-        </w:rPr>
-        <w:t xml:space="preserve"> ,count</w:t>
-      </w:r>
-      <w:proofErr w:type="gramEnd"/>
-      <w:r>
-        <w:rPr>
-          <w:rFonts w:ascii="Bookman Old Style" w:hAnsi="Bookman Old Style"/>
-        </w:rPr>
-        <w:t xml:space="preserve">(*) </w:t>
+        <w:t>patient_id</w:t>
+      </w:r>
+      <w:proofErr w:type="spellEnd"/>
+      <w:r>
+        <w:rPr>
+          <w:rFonts w:ascii="Bookman Old Style" w:hAnsi="Bookman Old Style"/>
+        </w:rPr>
+        <w:t xml:space="preserve"> ,count(*) </w:t>
       </w:r>
     </w:p>
     <w:p>
@@ -5038,7 +4348,6 @@
         <w:t xml:space="preserve">from </w:t>
       </w:r>
       <w:proofErr w:type="spellStart"/>
-      <w:proofErr w:type="gramStart"/>
       <w:r>
         <w:rPr>
           <w:rFonts w:ascii="Bookman Old Style" w:hAnsi="Bookman Old Style"/>
@@ -5046,7 +4355,6 @@
         <w:t>hospital.patients</w:t>
       </w:r>
       <w:proofErr w:type="spellEnd"/>
-      <w:proofErr w:type="gramEnd"/>
     </w:p>
     <w:p>
       <w:pPr>
@@ -5085,21 +4393,7 @@
         <w:rPr>
           <w:rFonts w:ascii="Bookman Old Style" w:hAnsi="Bookman Old Style"/>
         </w:rPr>
-        <w:t xml:space="preserve">having </w:t>
-      </w:r>
-      <w:proofErr w:type="gramStart"/>
-      <w:r>
-        <w:rPr>
-          <w:rFonts w:ascii="Bookman Old Style" w:hAnsi="Bookman Old Style"/>
-        </w:rPr>
-        <w:t>count(</w:t>
-      </w:r>
-      <w:proofErr w:type="gramEnd"/>
-      <w:r>
-        <w:rPr>
-          <w:rFonts w:ascii="Bookman Old Style" w:hAnsi="Bookman Old Style"/>
-        </w:rPr>
-        <w:t>*)&gt;1;</w:t>
+        <w:t>having count(*)&gt;1;</w:t>
       </w:r>
     </w:p>
     <w:p>
@@ -5286,7 +4580,6 @@
         <w:t xml:space="preserve">from </w:t>
       </w:r>
       <w:proofErr w:type="spellStart"/>
-      <w:proofErr w:type="gramStart"/>
       <w:r>
         <w:rPr>
           <w:rFonts w:ascii="Bookman Old Style" w:hAnsi="Bookman Old Style"/>
@@ -5294,7 +4587,6 @@
         <w:t>hospital.visits</w:t>
       </w:r>
       <w:proofErr w:type="spellEnd"/>
-      <w:proofErr w:type="gramEnd"/>
     </w:p>
     <w:p>
       <w:pPr>
@@ -5519,19 +4811,11 @@
         <w:t xml:space="preserve">from </w:t>
       </w:r>
       <w:proofErr w:type="spellStart"/>
-      <w:proofErr w:type="gramStart"/>
-      <w:r>
-        <w:rPr>
-          <w:rFonts w:ascii="Bookman Old Style" w:hAnsi="Bookman Old Style"/>
-        </w:rPr>
-        <w:t>hospital.billing</w:t>
-      </w:r>
-      <w:proofErr w:type="gramEnd"/>
-      <w:r>
-        <w:rPr>
-          <w:rFonts w:ascii="Bookman Old Style" w:hAnsi="Bookman Old Style"/>
-        </w:rPr>
-        <w:t>_clean</w:t>
+      <w:r>
+        <w:rPr>
+          <w:rFonts w:ascii="Bookman Old Style" w:hAnsi="Bookman Old Style"/>
+        </w:rPr>
+        <w:t>hospital.billing_clean</w:t>
       </w:r>
       <w:proofErr w:type="spellEnd"/>
     </w:p>
@@ -5752,19 +5036,11 @@
         <w:t xml:space="preserve">select </w:t>
       </w:r>
       <w:proofErr w:type="spellStart"/>
-      <w:proofErr w:type="gramStart"/>
-      <w:r>
-        <w:rPr>
-          <w:rFonts w:ascii="Bookman Old Style" w:hAnsi="Bookman Old Style"/>
-        </w:rPr>
-        <w:t>v.visit</w:t>
-      </w:r>
-      <w:proofErr w:type="gramEnd"/>
-      <w:r>
-        <w:rPr>
-          <w:rFonts w:ascii="Bookman Old Style" w:hAnsi="Bookman Old Style"/>
-        </w:rPr>
-        <w:t>_id</w:t>
+      <w:r>
+        <w:rPr>
+          <w:rFonts w:ascii="Bookman Old Style" w:hAnsi="Bookman Old Style"/>
+        </w:rPr>
+        <w:t>v.visit_id</w:t>
       </w:r>
       <w:proofErr w:type="spellEnd"/>
       <w:r>
@@ -5774,19 +5050,11 @@
         <w:t xml:space="preserve">, </w:t>
       </w:r>
       <w:proofErr w:type="spellStart"/>
-      <w:proofErr w:type="gramStart"/>
-      <w:r>
-        <w:rPr>
-          <w:rFonts w:ascii="Bookman Old Style" w:hAnsi="Bookman Old Style"/>
-        </w:rPr>
-        <w:t>p.patient</w:t>
-      </w:r>
-      <w:proofErr w:type="gramEnd"/>
-      <w:r>
-        <w:rPr>
-          <w:rFonts w:ascii="Bookman Old Style" w:hAnsi="Bookman Old Style"/>
-        </w:rPr>
-        <w:t>_id</w:t>
+      <w:r>
+        <w:rPr>
+          <w:rFonts w:ascii="Bookman Old Style" w:hAnsi="Bookman Old Style"/>
+        </w:rPr>
+        <w:t>p.patient_id</w:t>
       </w:r>
       <w:proofErr w:type="spellEnd"/>
       <w:r>
@@ -5812,7 +5080,6 @@
         <w:t xml:space="preserve">from </w:t>
       </w:r>
       <w:proofErr w:type="spellStart"/>
-      <w:proofErr w:type="gramStart"/>
       <w:r>
         <w:rPr>
           <w:rFonts w:ascii="Bookman Old Style" w:hAnsi="Bookman Old Style"/>
@@ -5820,7 +5087,6 @@
         <w:t>hospital.visits</w:t>
       </w:r>
       <w:proofErr w:type="spellEnd"/>
-      <w:proofErr w:type="gramEnd"/>
       <w:r>
         <w:rPr>
           <w:rFonts w:ascii="Bookman Old Style" w:hAnsi="Bookman Old Style"/>
@@ -5828,7 +5094,6 @@
         <w:t xml:space="preserve"> v join </w:t>
       </w:r>
       <w:proofErr w:type="spellStart"/>
-      <w:proofErr w:type="gramStart"/>
       <w:r>
         <w:rPr>
           <w:rFonts w:ascii="Bookman Old Style" w:hAnsi="Bookman Old Style"/>
@@ -5836,7 +5101,6 @@
         <w:t>hospital.patients</w:t>
       </w:r>
       <w:proofErr w:type="spellEnd"/>
-      <w:proofErr w:type="gramEnd"/>
       <w:r>
         <w:rPr>
           <w:rFonts w:ascii="Bookman Old Style" w:hAnsi="Bookman Old Style"/>
@@ -5844,19 +5108,11 @@
         <w:t xml:space="preserve"> p on </w:t>
       </w:r>
       <w:proofErr w:type="spellStart"/>
-      <w:proofErr w:type="gramStart"/>
-      <w:r>
-        <w:rPr>
-          <w:rFonts w:ascii="Bookman Old Style" w:hAnsi="Bookman Old Style"/>
-        </w:rPr>
-        <w:t>v.patient</w:t>
-      </w:r>
-      <w:proofErr w:type="gramEnd"/>
-      <w:r>
-        <w:rPr>
-          <w:rFonts w:ascii="Bookman Old Style" w:hAnsi="Bookman Old Style"/>
-        </w:rPr>
-        <w:t>_id</w:t>
+      <w:r>
+        <w:rPr>
+          <w:rFonts w:ascii="Bookman Old Style" w:hAnsi="Bookman Old Style"/>
+        </w:rPr>
+        <w:t>v.patient_id</w:t>
       </w:r>
       <w:proofErr w:type="spellEnd"/>
       <w:r>
@@ -5866,19 +5122,11 @@
         <w:t xml:space="preserve"> = </w:t>
       </w:r>
       <w:proofErr w:type="spellStart"/>
-      <w:proofErr w:type="gramStart"/>
-      <w:r>
-        <w:rPr>
-          <w:rFonts w:ascii="Bookman Old Style" w:hAnsi="Bookman Old Style"/>
-        </w:rPr>
-        <w:t>p.patient</w:t>
-      </w:r>
-      <w:proofErr w:type="gramEnd"/>
-      <w:r>
-        <w:rPr>
-          <w:rFonts w:ascii="Bookman Old Style" w:hAnsi="Bookman Old Style"/>
-        </w:rPr>
-        <w:t>_id</w:t>
+      <w:r>
+        <w:rPr>
+          <w:rFonts w:ascii="Bookman Old Style" w:hAnsi="Bookman Old Style"/>
+        </w:rPr>
+        <w:t>p.patient_id</w:t>
       </w:r>
       <w:proofErr w:type="spellEnd"/>
     </w:p>
@@ -5898,19 +5146,11 @@
         <w:t xml:space="preserve">where </w:t>
       </w:r>
       <w:proofErr w:type="spellStart"/>
-      <w:proofErr w:type="gramStart"/>
-      <w:r>
-        <w:rPr>
-          <w:rFonts w:ascii="Bookman Old Style" w:hAnsi="Bookman Old Style"/>
-        </w:rPr>
-        <w:t>p.insurance</w:t>
-      </w:r>
-      <w:proofErr w:type="gramEnd"/>
-      <w:r>
-        <w:rPr>
-          <w:rFonts w:ascii="Bookman Old Style" w:hAnsi="Bookman Old Style"/>
-        </w:rPr>
-        <w:t>_provider</w:t>
+      <w:r>
+        <w:rPr>
+          <w:rFonts w:ascii="Bookman Old Style" w:hAnsi="Bookman Old Style"/>
+        </w:rPr>
+        <w:t>p.insurance_provider</w:t>
       </w:r>
       <w:proofErr w:type="spellEnd"/>
       <w:r>
@@ -5936,19 +5176,11 @@
         <w:t xml:space="preserve">or </w:t>
       </w:r>
       <w:proofErr w:type="spellStart"/>
-      <w:proofErr w:type="gramStart"/>
-      <w:r>
-        <w:rPr>
-          <w:rFonts w:ascii="Bookman Old Style" w:hAnsi="Bookman Old Style"/>
-        </w:rPr>
-        <w:t>p.insurance</w:t>
-      </w:r>
-      <w:proofErr w:type="gramEnd"/>
-      <w:r>
-        <w:rPr>
-          <w:rFonts w:ascii="Bookman Old Style" w:hAnsi="Bookman Old Style"/>
-        </w:rPr>
-        <w:t>_provider</w:t>
+      <w:r>
+        <w:rPr>
+          <w:rFonts w:ascii="Bookman Old Style" w:hAnsi="Bookman Old Style"/>
+        </w:rPr>
+        <w:t>p.insurance_provider</w:t>
       </w:r>
       <w:proofErr w:type="spellEnd"/>
       <w:r>
